--- a/results/tables/Color_lmm_model_results.docx
+++ b/results/tables/Color_lmm_model_results.docx
@@ -563,7 +563,7 @@
                 <w:rFonts w:ascii="Calibri" w:hAnsi="Calibri"/>
                 <w:sz w:val="20"/>
               </w:rPr>
-              <w:t xml:space="default">Throat luminance</w:t>
+              <w:t xml:space="default">Covert luminance</w:t>
             </w:r>
           </w:p>
         </w:tc>
@@ -587,31 +587,31 @@
                 <w:rFonts w:ascii="Calibri" w:hAnsi="Calibri"/>
                 <w:sz w:val="20"/>
               </w:rPr>
-              <w:t xml:space="default">181 (70)</w:t>
-            </w:r>
-          </w:p>
-        </w:tc>
-        <w:tc>
-          <w:tcPr>
-            <w:tcBorders>
-              <w:top w:val="single" w:space="0" w:color="D3D3D3"/>
-              <w:bottom w:val="single" w:space="0" w:color="D3D3D3"/>
-              <w:start w:val="single" w:space="0" w:color="D3D3D3"/>
-              <w:end w:val="single" w:space="0" w:color="D3D3D3"/>
-            </w:tcBorders>
-          </w:tcPr>
-          <w:p>
-            <w:pPr>
-              <w:spacing w:before="0" w:after="60"/>
-              <w:keepNext/>
-              <w:jc w:val="start"/>
-            </w:pPr>
-            <w:r>
-              <w:rPr>
-                <w:rFonts w:ascii="Calibri" w:hAnsi="Calibri"/>
-                <w:sz w:val="20"/>
-              </w:rPr>
-              <w:t xml:space="default">0.14 (0.033)</w:t>
+              <w:t xml:space="default">179 (69)</w:t>
+            </w:r>
+          </w:p>
+        </w:tc>
+        <w:tc>
+          <w:tcPr>
+            <w:tcBorders>
+              <w:top w:val="single" w:space="0" w:color="D3D3D3"/>
+              <w:bottom w:val="single" w:space="0" w:color="D3D3D3"/>
+              <w:start w:val="single" w:space="0" w:color="D3D3D3"/>
+              <w:end w:val="single" w:space="0" w:color="D3D3D3"/>
+            </w:tcBorders>
+          </w:tcPr>
+          <w:p>
+            <w:pPr>
+              <w:spacing w:before="0" w:after="60"/>
+              <w:keepNext/>
+              <w:jc w:val="start"/>
+            </w:pPr>
+            <w:r>
+              <w:rPr>
+                <w:rFonts w:ascii="Calibri" w:hAnsi="Calibri"/>
+                <w:sz w:val="20"/>
+              </w:rPr>
+              <w:t xml:space="default">0.38 (0.11)</w:t>
             </w:r>
           </w:p>
         </w:tc>
@@ -659,31 +659,31 @@
                 <w:rFonts w:ascii="Calibri" w:hAnsi="Calibri"/>
                 <w:sz w:val="20"/>
               </w:rPr>
-              <w:t xml:space="default">0.0014 (6.5e-04)</w:t>
-            </w:r>
-          </w:p>
-        </w:tc>
-        <w:tc>
-          <w:tcPr>
-            <w:tcBorders>
-              <w:top w:val="single" w:space="0" w:color="D3D3D3"/>
-              <w:bottom w:val="single" w:space="0" w:color="D3D3D3"/>
-              <w:start w:val="single" w:space="0" w:color="D3D3D3"/>
-              <w:end w:val="single" w:space="0" w:color="D3D3D3"/>
-            </w:tcBorders>
-          </w:tcPr>
-          <w:p>
-            <w:pPr>
-              <w:spacing w:before="0" w:after="60"/>
-              <w:keepNext/>
-              <w:jc w:val="start"/>
-            </w:pPr>
-            <w:r>
-              <w:rPr>
-                <w:rFonts w:ascii="Calibri" w:hAnsi="Calibri"/>
-                <w:sz w:val="20"/>
-              </w:rPr>
-              <w:t xml:space="default">0.030</w:t>
+              <w:t xml:space="default">0.015 (0.0022)</w:t>
+            </w:r>
+          </w:p>
+        </w:tc>
+        <w:tc>
+          <w:tcPr>
+            <w:tcBorders>
+              <w:top w:val="single" w:space="0" w:color="D3D3D3"/>
+              <w:bottom w:val="single" w:space="0" w:color="D3D3D3"/>
+              <w:start w:val="single" w:space="0" w:color="D3D3D3"/>
+              <w:end w:val="single" w:space="0" w:color="D3D3D3"/>
+            </w:tcBorders>
+          </w:tcPr>
+          <w:p>
+            <w:pPr>
+              <w:spacing w:before="0" w:after="60"/>
+              <w:keepNext/>
+              <w:jc w:val="start"/>
+            </w:pPr>
+            <w:r>
+              <w:rPr>
+                <w:rFonts w:ascii="Calibri" w:hAnsi="Calibri"/>
+                <w:sz w:val="20"/>
+              </w:rPr>
+              <w:t xml:space="default">&lt; 0.001</w:t>
             </w:r>
           </w:p>
         </w:tc>
@@ -707,7 +707,7 @@
                 <w:rFonts w:ascii="Calibri" w:hAnsi="Calibri"/>
                 <w:sz w:val="20"/>
               </w:rPr>
-              <w:t xml:space="default">0.20</w:t>
+              <w:t xml:space="default">0.35</w:t>
             </w:r>
           </w:p>
         </w:tc>
@@ -736,7 +736,7 @@
                 <w:rFonts w:ascii="Calibri" w:hAnsi="Calibri"/>
                 <w:sz w:val="20"/>
               </w:rPr>
-              <w:t xml:space="default">Covert luminance</w:t>
+              <w:t xml:space="default">Throat luminance</w:t>
             </w:r>
           </w:p>
         </w:tc>
@@ -760,31 +760,31 @@
                 <w:rFonts w:ascii="Calibri" w:hAnsi="Calibri"/>
                 <w:sz w:val="20"/>
               </w:rPr>
-              <w:t xml:space="default">179 (69)</w:t>
-            </w:r>
-          </w:p>
-        </w:tc>
-        <w:tc>
-          <w:tcPr>
-            <w:tcBorders>
-              <w:top w:val="single" w:space="0" w:color="D3D3D3"/>
-              <w:bottom w:val="single" w:space="0" w:color="D3D3D3"/>
-              <w:start w:val="single" w:space="0" w:color="D3D3D3"/>
-              <w:end w:val="single" w:space="0" w:color="D3D3D3"/>
-            </w:tcBorders>
-          </w:tcPr>
-          <w:p>
-            <w:pPr>
-              <w:spacing w:before="0" w:after="60"/>
-              <w:keepNext/>
-              <w:jc w:val="start"/>
-            </w:pPr>
-            <w:r>
-              <w:rPr>
-                <w:rFonts w:ascii="Calibri" w:hAnsi="Calibri"/>
-                <w:sz w:val="20"/>
-              </w:rPr>
-              <w:t xml:space="default">0.38 (0.11)</w:t>
+              <w:t xml:space="default">181 (70)</w:t>
+            </w:r>
+          </w:p>
+        </w:tc>
+        <w:tc>
+          <w:tcPr>
+            <w:tcBorders>
+              <w:top w:val="single" w:space="0" w:color="D3D3D3"/>
+              <w:bottom w:val="single" w:space="0" w:color="D3D3D3"/>
+              <w:start w:val="single" w:space="0" w:color="D3D3D3"/>
+              <w:end w:val="single" w:space="0" w:color="D3D3D3"/>
+            </w:tcBorders>
+          </w:tcPr>
+          <w:p>
+            <w:pPr>
+              <w:spacing w:before="0" w:after="60"/>
+              <w:keepNext/>
+              <w:jc w:val="start"/>
+            </w:pPr>
+            <w:r>
+              <w:rPr>
+                <w:rFonts w:ascii="Calibri" w:hAnsi="Calibri"/>
+                <w:sz w:val="20"/>
+              </w:rPr>
+              <w:t xml:space="default">0.14 (0.033)</w:t>
             </w:r>
           </w:p>
         </w:tc>
@@ -832,31 +832,31 @@
                 <w:rFonts w:ascii="Calibri" w:hAnsi="Calibri"/>
                 <w:sz w:val="20"/>
               </w:rPr>
-              <w:t xml:space="default">0.015 (0.0022)</w:t>
-            </w:r>
-          </w:p>
-        </w:tc>
-        <w:tc>
-          <w:tcPr>
-            <w:tcBorders>
-              <w:top w:val="single" w:space="0" w:color="D3D3D3"/>
-              <w:bottom w:val="single" w:space="0" w:color="D3D3D3"/>
-              <w:start w:val="single" w:space="0" w:color="D3D3D3"/>
-              <w:end w:val="single" w:space="0" w:color="D3D3D3"/>
-            </w:tcBorders>
-          </w:tcPr>
-          <w:p>
-            <w:pPr>
-              <w:spacing w:before="0" w:after="60"/>
-              <w:keepNext/>
-              <w:jc w:val="start"/>
-            </w:pPr>
-            <w:r>
-              <w:rPr>
-                <w:rFonts w:ascii="Calibri" w:hAnsi="Calibri"/>
-                <w:sz w:val="20"/>
-              </w:rPr>
-              <w:t xml:space="default">&lt; 0.001</w:t>
+              <w:t xml:space="default">0.0014 (6.5e-04)</w:t>
+            </w:r>
+          </w:p>
+        </w:tc>
+        <w:tc>
+          <w:tcPr>
+            <w:tcBorders>
+              <w:top w:val="single" w:space="0" w:color="D3D3D3"/>
+              <w:bottom w:val="single" w:space="0" w:color="D3D3D3"/>
+              <w:start w:val="single" w:space="0" w:color="D3D3D3"/>
+              <w:end w:val="single" w:space="0" w:color="D3D3D3"/>
+            </w:tcBorders>
+          </w:tcPr>
+          <w:p>
+            <w:pPr>
+              <w:spacing w:before="0" w:after="60"/>
+              <w:keepNext/>
+              <w:jc w:val="start"/>
+            </w:pPr>
+            <w:r>
+              <w:rPr>
+                <w:rFonts w:ascii="Calibri" w:hAnsi="Calibri"/>
+                <w:sz w:val="20"/>
+              </w:rPr>
+              <w:t xml:space="default">0.030</w:t>
             </w:r>
           </w:p>
         </w:tc>
@@ -880,7 +880,7 @@
                 <w:rFonts w:ascii="Calibri" w:hAnsi="Calibri"/>
                 <w:sz w:val="20"/>
               </w:rPr>
-              <w:t xml:space="default">0.35</w:t>
+              <w:t xml:space="default">0.20</w:t>
             </w:r>
           </w:p>
         </w:tc>
@@ -909,7 +909,7 @@
                 <w:rFonts w:ascii="Calibri" w:hAnsi="Calibri"/>
                 <w:sz w:val="20"/>
               </w:rPr>
-              <w:t xml:space="default">Wing spot luminance</w:t>
+              <w:t xml:space="default">Wing spot area (mm²)</w:t>
             </w:r>
           </w:p>
         </w:tc>
@@ -957,55 +957,55 @@
                 <w:rFonts w:ascii="Calibri" w:hAnsi="Calibri"/>
                 <w:sz w:val="20"/>
               </w:rPr>
-              <w:t xml:space="default">-0.35 (0.40)</w:t>
-            </w:r>
-          </w:p>
-        </w:tc>
-        <w:tc>
-          <w:tcPr>
-            <w:tcBorders>
-              <w:top w:val="single" w:space="0" w:color="D3D3D3"/>
-              <w:bottom w:val="single" w:space="0" w:color="D3D3D3"/>
-              <w:start w:val="single" w:space="0" w:color="D3D3D3"/>
-              <w:end w:val="single" w:space="0" w:color="D3D3D3"/>
-            </w:tcBorders>
-          </w:tcPr>
-          <w:p>
-            <w:pPr>
-              <w:spacing w:before="0" w:after="60"/>
-              <w:keepNext/>
-              <w:jc w:val="start"/>
-            </w:pPr>
-            <w:r>
-              <w:rPr>
-                <w:rFonts w:ascii="Calibri" w:hAnsi="Calibri"/>
-                <w:sz w:val="20"/>
-              </w:rPr>
-              <w:t xml:space="default">0.39</w:t>
-            </w:r>
-          </w:p>
-        </w:tc>
-        <w:tc>
-          <w:tcPr>
-            <w:tcBorders>
-              <w:top w:val="single" w:space="0" w:color="D3D3D3"/>
-              <w:bottom w:val="single" w:space="0" w:color="D3D3D3"/>
-              <w:start w:val="single" w:space="0" w:color="D3D3D3"/>
-              <w:end w:val="single" w:space="0" w:color="D3D3D3"/>
-            </w:tcBorders>
-          </w:tcPr>
-          <w:p>
-            <w:pPr>
-              <w:spacing w:before="0" w:after="60"/>
-              <w:keepNext/>
-              <w:jc w:val="start"/>
-            </w:pPr>
-            <w:r>
-              <w:rPr>
-                <w:rFonts w:ascii="Calibri" w:hAnsi="Calibri"/>
-                <w:sz w:val="20"/>
-              </w:rPr>
-              <w:t xml:space="default">-0.090 (0.0085)</w:t>
+              <w:t xml:space="default">-106 (83)</w:t>
+            </w:r>
+          </w:p>
+        </w:tc>
+        <w:tc>
+          <w:tcPr>
+            <w:tcBorders>
+              <w:top w:val="single" w:space="0" w:color="D3D3D3"/>
+              <w:bottom w:val="single" w:space="0" w:color="D3D3D3"/>
+              <w:start w:val="single" w:space="0" w:color="D3D3D3"/>
+              <w:end w:val="single" w:space="0" w:color="D3D3D3"/>
+            </w:tcBorders>
+          </w:tcPr>
+          <w:p>
+            <w:pPr>
+              <w:spacing w:before="0" w:after="60"/>
+              <w:keepNext/>
+              <w:jc w:val="start"/>
+            </w:pPr>
+            <w:r>
+              <w:rPr>
+                <w:rFonts w:ascii="Calibri" w:hAnsi="Calibri"/>
+                <w:sz w:val="20"/>
+              </w:rPr>
+              <w:t xml:space="default">0.21</w:t>
+            </w:r>
+          </w:p>
+        </w:tc>
+        <w:tc>
+          <w:tcPr>
+            <w:tcBorders>
+              <w:top w:val="single" w:space="0" w:color="D3D3D3"/>
+              <w:bottom w:val="single" w:space="0" w:color="D3D3D3"/>
+              <w:start w:val="single" w:space="0" w:color="D3D3D3"/>
+              <w:end w:val="single" w:space="0" w:color="D3D3D3"/>
+            </w:tcBorders>
+          </w:tcPr>
+          <w:p>
+            <w:pPr>
+              <w:spacing w:before="0" w:after="60"/>
+              <w:keepNext/>
+              <w:jc w:val="start"/>
+            </w:pPr>
+            <w:r>
+              <w:rPr>
+                <w:rFonts w:ascii="Calibri" w:hAnsi="Calibri"/>
+                <w:sz w:val="20"/>
+              </w:rPr>
+              <w:t xml:space="default">-15 (1.9)</w:t>
             </w:r>
           </w:p>
         </w:tc>
@@ -1053,905 +1053,7 @@
                 <w:rFonts w:ascii="Calibri" w:hAnsi="Calibri"/>
                 <w:sz w:val="20"/>
               </w:rPr>
-              <w:t xml:space="default">0.44</w:t>
-            </w:r>
-          </w:p>
-        </w:tc>
-      </w:tr>
-      <w:tr>
-        <w:trPr>
-          <w:cantSplit/>
-        </w:trPr>
-        <w:tc>
-          <w:tcPr>
-            <w:tcBorders>
-              <w:top w:val="single" w:space="0" w:color="D3D3D3"/>
-              <w:bottom w:val="single" w:space="0" w:color="D3D3D3"/>
-              <w:start w:val="single" w:space="0" w:color="D3D3D3"/>
-              <w:end w:val="single" w:space="0" w:color="D3D3D3"/>
-            </w:tcBorders>
-          </w:tcPr>
-          <w:p>
-            <w:pPr>
-              <w:spacing w:before="0" w:after="60"/>
-              <w:keepNext/>
-              <w:jc w:val="start"/>
-            </w:pPr>
-            <w:r>
-              <w:rPr>
-                <w:rFonts w:ascii="Calibri" w:hAnsi="Calibri"/>
-                <w:sz w:val="20"/>
-              </w:rPr>
-              <w:t xml:space="default">Wing spot area (mm²)</w:t>
-            </w:r>
-          </w:p>
-        </w:tc>
-        <w:tc>
-          <w:tcPr>
-            <w:tcBorders>
-              <w:top w:val="single" w:space="0" w:color="D3D3D3"/>
-              <w:bottom w:val="single" w:space="0" w:color="D3D3D3"/>
-              <w:start w:val="single" w:space="0" w:color="D3D3D3"/>
-              <w:end w:val="single" w:space="0" w:color="D3D3D3"/>
-            </w:tcBorders>
-          </w:tcPr>
-          <w:p>
-            <w:pPr>
-              <w:spacing w:before="0" w:after="60"/>
-              <w:keepNext/>
-              <w:jc w:val="end"/>
-            </w:pPr>
-            <w:r>
-              <w:rPr>
-                <w:rFonts w:ascii="Calibri" w:hAnsi="Calibri"/>
-                <w:sz w:val="20"/>
-              </w:rPr>
-              <w:t xml:space="default">181 (69)</w:t>
-            </w:r>
-          </w:p>
-        </w:tc>
-        <w:tc>
-          <w:tcPr>
-            <w:tcBorders>
-              <w:top w:val="single" w:space="0" w:color="D3D3D3"/>
-              <w:bottom w:val="single" w:space="0" w:color="D3D3D3"/>
-              <w:start w:val="single" w:space="0" w:color="D3D3D3"/>
-              <w:end w:val="single" w:space="0" w:color="D3D3D3"/>
-            </w:tcBorders>
-          </w:tcPr>
-          <w:p>
-            <w:pPr>
-              <w:spacing w:before="0" w:after="60"/>
-              <w:keepNext/>
-              <w:jc w:val="start"/>
-            </w:pPr>
-            <w:r>
-              <w:rPr>
-                <w:rFonts w:ascii="Calibri" w:hAnsi="Calibri"/>
-                <w:sz w:val="20"/>
-              </w:rPr>
-              <w:t xml:space="default">-106 (83)</w:t>
-            </w:r>
-          </w:p>
-        </w:tc>
-        <w:tc>
-          <w:tcPr>
-            <w:tcBorders>
-              <w:top w:val="single" w:space="0" w:color="D3D3D3"/>
-              <w:bottom w:val="single" w:space="0" w:color="D3D3D3"/>
-              <w:start w:val="single" w:space="0" w:color="D3D3D3"/>
-              <w:end w:val="single" w:space="0" w:color="D3D3D3"/>
-            </w:tcBorders>
-          </w:tcPr>
-          <w:p>
-            <w:pPr>
-              <w:spacing w:before="0" w:after="60"/>
-              <w:keepNext/>
-              <w:jc w:val="start"/>
-            </w:pPr>
-            <w:r>
-              <w:rPr>
-                <w:rFonts w:ascii="Calibri" w:hAnsi="Calibri"/>
-                <w:sz w:val="20"/>
-              </w:rPr>
-              <w:t xml:space="default">0.21</w:t>
-            </w:r>
-          </w:p>
-        </w:tc>
-        <w:tc>
-          <w:tcPr>
-            <w:tcBorders>
-              <w:top w:val="single" w:space="0" w:color="D3D3D3"/>
-              <w:bottom w:val="single" w:space="0" w:color="D3D3D3"/>
-              <w:start w:val="single" w:space="0" w:color="D3D3D3"/>
-              <w:end w:val="single" w:space="0" w:color="D3D3D3"/>
-            </w:tcBorders>
-          </w:tcPr>
-          <w:p>
-            <w:pPr>
-              <w:spacing w:before="0" w:after="60"/>
-              <w:keepNext/>
-              <w:jc w:val="start"/>
-            </w:pPr>
-            <w:r>
-              <w:rPr>
-                <w:rFonts w:ascii="Calibri" w:hAnsi="Calibri"/>
-                <w:sz w:val="20"/>
-              </w:rPr>
-              <w:t xml:space="default">-15 (1.9)</w:t>
-            </w:r>
-          </w:p>
-        </w:tc>
-        <w:tc>
-          <w:tcPr>
-            <w:tcBorders>
-              <w:top w:val="single" w:space="0" w:color="D3D3D3"/>
-              <w:bottom w:val="single" w:space="0" w:color="D3D3D3"/>
-              <w:start w:val="single" w:space="0" w:color="D3D3D3"/>
-              <w:end w:val="single" w:space="0" w:color="D3D3D3"/>
-            </w:tcBorders>
-          </w:tcPr>
-          <w:p>
-            <w:pPr>
-              <w:spacing w:before="0" w:after="60"/>
-              <w:keepNext/>
-              <w:jc w:val="start"/>
-            </w:pPr>
-            <w:r>
-              <w:rPr>
-                <w:rFonts w:ascii="Calibri" w:hAnsi="Calibri"/>
-                <w:sz w:val="20"/>
-              </w:rPr>
-              <w:t xml:space="default">&lt; 0.001</w:t>
-            </w:r>
-          </w:p>
-        </w:tc>
-        <w:tc>
-          <w:tcPr>
-            <w:tcBorders>
-              <w:top w:val="single" w:space="0" w:color="D3D3D3"/>
-              <w:bottom w:val="single" w:space="0" w:color="D3D3D3"/>
-              <w:start w:val="single" w:space="0" w:color="D3D3D3"/>
-              <w:end w:val="single" w:space="0" w:color="D3D3D3"/>
-            </w:tcBorders>
-          </w:tcPr>
-          <w:p>
-            <w:pPr>
-              <w:spacing w:before="0" w:after="60"/>
-              <w:keepNext/>
-              <w:jc w:val="end"/>
-            </w:pPr>
-            <w:r>
-              <w:rPr>
-                <w:rFonts w:ascii="Calibri" w:hAnsi="Calibri"/>
-                <w:sz w:val="20"/>
-              </w:rPr>
               <w:t xml:space="default">0.31</w:t>
-            </w:r>
-          </w:p>
-        </w:tc>
-      </w:tr>
-      <w:tr>
-        <w:trPr>
-          <w:cantSplit/>
-        </w:trPr>
-        <w:tc>
-          <w:tcPr>
-            <w:tcBorders>
-              <w:top w:val="single" w:sz="16" w:space="0" w:color="D3D3D3"/>
-              <w:bottom w:val="single" w:sz="16" w:space="0" w:color="D3D3D3"/>
-              <w:start w:val="single" w:space="0" w:color="D3D3D3"/>
-              <w:end w:val="single" w:space="0" w:color="D3D3D3"/>
-            </w:tcBorders>
-            <w:tcMar>
-              <w:top w:w="25" w:type="dxa"/>
-            </w:tcMar>
-            <w:gridSpan w:val="7"/>
-          </w:tcPr>
-          <w:p>
-            <w:pPr>
-              <w:spacing w:before="0" w:after="60"/>
-              <w:keepNext/>
-            </w:pPr>
-            <w:r>
-              <w:rPr>
-                <w:rFonts w:ascii="Calibri" w:hAnsi="Calibri"/>
-                <w:sz w:val="20"/>
-                <w:b w:val="true"/>
-              </w:rPr>
-              <w:t xml:space="default">Wing spot luminance</w:t>
-            </w:r>
-          </w:p>
-        </w:tc>
-      </w:tr>
-      <w:tr>
-        <w:trPr>
-          <w:cantSplit/>
-        </w:trPr>
-        <w:tc>
-          <w:tcPr>
-            <w:tcBorders>
-              <w:top w:val="single" w:space="0" w:color="D3D3D3"/>
-              <w:bottom w:val="single" w:space="0" w:color="D3D3D3"/>
-              <w:start w:val="single" w:space="0" w:color="D3D3D3"/>
-              <w:end w:val="single" w:space="0" w:color="D3D3D3"/>
-            </w:tcBorders>
-          </w:tcPr>
-          <w:p>
-            <w:pPr>
-              <w:spacing w:before="0" w:after="60"/>
-              <w:keepNext/>
-              <w:jc w:val="start"/>
-            </w:pPr>
-            <w:r>
-              <w:rPr>
-                <w:rFonts w:ascii="Calibri" w:hAnsi="Calibri"/>
-                <w:sz w:val="20"/>
-              </w:rPr>
-              <w:t xml:space="default">Crown luminance</w:t>
-            </w:r>
-          </w:p>
-        </w:tc>
-        <w:tc>
-          <w:tcPr>
-            <w:tcBorders>
-              <w:top w:val="single" w:space="0" w:color="D3D3D3"/>
-              <w:bottom w:val="single" w:space="0" w:color="D3D3D3"/>
-              <w:start w:val="single" w:space="0" w:color="D3D3D3"/>
-              <w:end w:val="single" w:space="0" w:color="D3D3D3"/>
-            </w:tcBorders>
-          </w:tcPr>
-          <w:p>
-            <w:pPr>
-              <w:spacing w:before="0" w:after="60"/>
-              <w:keepNext/>
-              <w:jc w:val="end"/>
-            </w:pPr>
-            <w:r>
-              <w:rPr>
-                <w:rFonts w:ascii="Calibri" w:hAnsi="Calibri"/>
-                <w:sz w:val="20"/>
-              </w:rPr>
-              <w:t xml:space="default">182 (70)</w:t>
-            </w:r>
-          </w:p>
-        </w:tc>
-        <w:tc>
-          <w:tcPr>
-            <w:tcBorders>
-              <w:top w:val="single" w:space="0" w:color="D3D3D3"/>
-              <w:bottom w:val="single" w:space="0" w:color="D3D3D3"/>
-              <w:start w:val="single" w:space="0" w:color="D3D3D3"/>
-              <w:end w:val="single" w:space="0" w:color="D3D3D3"/>
-            </w:tcBorders>
-          </w:tcPr>
-          <w:p>
-            <w:pPr>
-              <w:spacing w:before="0" w:after="60"/>
-              <w:keepNext/>
-              <w:jc w:val="start"/>
-            </w:pPr>
-            <w:r>
-              <w:rPr>
-                <w:rFonts w:ascii="Calibri" w:hAnsi="Calibri"/>
-                <w:sz w:val="20"/>
-              </w:rPr>
-              <w:t xml:space="default">-0.0089 (0.015)</w:t>
-            </w:r>
-          </w:p>
-        </w:tc>
-        <w:tc>
-          <w:tcPr>
-            <w:tcBorders>
-              <w:top w:val="single" w:space="0" w:color="D3D3D3"/>
-              <w:bottom w:val="single" w:space="0" w:color="D3D3D3"/>
-              <w:start w:val="single" w:space="0" w:color="D3D3D3"/>
-              <w:end w:val="single" w:space="0" w:color="D3D3D3"/>
-            </w:tcBorders>
-          </w:tcPr>
-          <w:p>
-            <w:pPr>
-              <w:spacing w:before="0" w:after="60"/>
-              <w:keepNext/>
-              <w:jc w:val="start"/>
-            </w:pPr>
-            <w:r>
-              <w:rPr>
-                <w:rFonts w:ascii="Calibri" w:hAnsi="Calibri"/>
-                <w:sz w:val="20"/>
-              </w:rPr>
-              <w:t xml:space="default">0.54</w:t>
-            </w:r>
-          </w:p>
-        </w:tc>
-        <w:tc>
-          <w:tcPr>
-            <w:tcBorders>
-              <w:top w:val="single" w:space="0" w:color="D3D3D3"/>
-              <w:bottom w:val="single" w:space="0" w:color="D3D3D3"/>
-              <w:start w:val="single" w:space="0" w:color="D3D3D3"/>
-              <w:end w:val="single" w:space="0" w:color="D3D3D3"/>
-            </w:tcBorders>
-          </w:tcPr>
-          <w:p>
-            <w:pPr>
-              <w:spacing w:before="0" w:after="60"/>
-              <w:keepNext/>
-              <w:jc w:val="start"/>
-            </w:pPr>
-            <w:r>
-              <w:rPr>
-                <w:rFonts w:ascii="Calibri" w:hAnsi="Calibri"/>
-                <w:sz w:val="20"/>
-              </w:rPr>
-              <w:t xml:space="default">-0.0022 (0.0021)</w:t>
-            </w:r>
-          </w:p>
-        </w:tc>
-        <w:tc>
-          <w:tcPr>
-            <w:tcBorders>
-              <w:top w:val="single" w:space="0" w:color="D3D3D3"/>
-              <w:bottom w:val="single" w:space="0" w:color="D3D3D3"/>
-              <w:start w:val="single" w:space="0" w:color="D3D3D3"/>
-              <w:end w:val="single" w:space="0" w:color="D3D3D3"/>
-            </w:tcBorders>
-          </w:tcPr>
-          <w:p>
-            <w:pPr>
-              <w:spacing w:before="0" w:after="60"/>
-              <w:keepNext/>
-              <w:jc w:val="start"/>
-            </w:pPr>
-            <w:r>
-              <w:rPr>
-                <w:rFonts w:ascii="Calibri" w:hAnsi="Calibri"/>
-                <w:sz w:val="20"/>
-              </w:rPr>
-              <w:t xml:space="default">0.29</w:t>
-            </w:r>
-          </w:p>
-        </w:tc>
-        <w:tc>
-          <w:tcPr>
-            <w:tcBorders>
-              <w:top w:val="single" w:space="0" w:color="D3D3D3"/>
-              <w:bottom w:val="single" w:space="0" w:color="D3D3D3"/>
-              <w:start w:val="single" w:space="0" w:color="D3D3D3"/>
-              <w:end w:val="single" w:space="0" w:color="D3D3D3"/>
-            </w:tcBorders>
-          </w:tcPr>
-          <w:p>
-            <w:pPr>
-              <w:spacing w:before="0" w:after="60"/>
-              <w:keepNext/>
-              <w:jc w:val="end"/>
-            </w:pPr>
-            <w:r>
-              <w:rPr>
-                <w:rFonts w:ascii="Calibri" w:hAnsi="Calibri"/>
-                <w:sz w:val="20"/>
-              </w:rPr>
-              <w:t xml:space="default">0.0056</w:t>
-            </w:r>
-          </w:p>
-        </w:tc>
-      </w:tr>
-      <w:tr>
-        <w:trPr>
-          <w:cantSplit/>
-        </w:trPr>
-        <w:tc>
-          <w:tcPr>
-            <w:tcBorders>
-              <w:top w:val="single" w:space="0" w:color="D3D3D3"/>
-              <w:bottom w:val="single" w:space="0" w:color="D3D3D3"/>
-              <w:start w:val="single" w:space="0" w:color="D3D3D3"/>
-              <w:end w:val="single" w:space="0" w:color="D3D3D3"/>
-            </w:tcBorders>
-          </w:tcPr>
-          <w:p>
-            <w:pPr>
-              <w:spacing w:before="0" w:after="60"/>
-              <w:keepNext/>
-              <w:jc w:val="start"/>
-            </w:pPr>
-            <w:r>
-              <w:rPr>
-                <w:rFonts w:ascii="Calibri" w:hAnsi="Calibri"/>
-                <w:sz w:val="20"/>
-              </w:rPr>
-              <w:t xml:space="default">Covert luminance</w:t>
-            </w:r>
-          </w:p>
-        </w:tc>
-        <w:tc>
-          <w:tcPr>
-            <w:tcBorders>
-              <w:top w:val="single" w:space="0" w:color="D3D3D3"/>
-              <w:bottom w:val="single" w:space="0" w:color="D3D3D3"/>
-              <w:start w:val="single" w:space="0" w:color="D3D3D3"/>
-              <w:end w:val="single" w:space="0" w:color="D3D3D3"/>
-            </w:tcBorders>
-          </w:tcPr>
-          <w:p>
-            <w:pPr>
-              <w:spacing w:before="0" w:after="60"/>
-              <w:keepNext/>
-              <w:jc w:val="end"/>
-            </w:pPr>
-            <w:r>
-              <w:rPr>
-                <w:rFonts w:ascii="Calibri" w:hAnsi="Calibri"/>
-                <w:sz w:val="20"/>
-              </w:rPr>
-              <w:t xml:space="default">180 (70)</w:t>
-            </w:r>
-          </w:p>
-        </w:tc>
-        <w:tc>
-          <w:tcPr>
-            <w:tcBorders>
-              <w:top w:val="single" w:space="0" w:color="D3D3D3"/>
-              <w:bottom w:val="single" w:space="0" w:color="D3D3D3"/>
-              <w:start w:val="single" w:space="0" w:color="D3D3D3"/>
-              <w:end w:val="single" w:space="0" w:color="D3D3D3"/>
-            </w:tcBorders>
-          </w:tcPr>
-          <w:p>
-            <w:pPr>
-              <w:spacing w:before="0" w:after="60"/>
-              <w:keepNext/>
-              <w:jc w:val="start"/>
-            </w:pPr>
-            <w:r>
-              <w:rPr>
-                <w:rFonts w:ascii="Calibri" w:hAnsi="Calibri"/>
-                <w:sz w:val="20"/>
-              </w:rPr>
-              <w:t xml:space="default">0.037 (0.019)</w:t>
-            </w:r>
-          </w:p>
-        </w:tc>
-        <w:tc>
-          <w:tcPr>
-            <w:tcBorders>
-              <w:top w:val="single" w:space="0" w:color="D3D3D3"/>
-              <w:bottom w:val="single" w:space="0" w:color="D3D3D3"/>
-              <w:start w:val="single" w:space="0" w:color="D3D3D3"/>
-              <w:end w:val="single" w:space="0" w:color="D3D3D3"/>
-            </w:tcBorders>
-          </w:tcPr>
-          <w:p>
-            <w:pPr>
-              <w:spacing w:before="0" w:after="60"/>
-              <w:keepNext/>
-              <w:jc w:val="start"/>
-            </w:pPr>
-            <w:r>
-              <w:rPr>
-                <w:rFonts w:ascii="Calibri" w:hAnsi="Calibri"/>
-                <w:sz w:val="20"/>
-              </w:rPr>
-              <w:t xml:space="default">0.055</w:t>
-            </w:r>
-          </w:p>
-        </w:tc>
-        <w:tc>
-          <w:tcPr>
-            <w:tcBorders>
-              <w:top w:val="single" w:space="0" w:color="D3D3D3"/>
-              <w:bottom w:val="single" w:space="0" w:color="D3D3D3"/>
-              <w:start w:val="single" w:space="0" w:color="D3D3D3"/>
-              <w:end w:val="single" w:space="0" w:color="D3D3D3"/>
-            </w:tcBorders>
-          </w:tcPr>
-          <w:p>
-            <w:pPr>
-              <w:spacing w:before="0" w:after="60"/>
-              <w:keepNext/>
-              <w:jc w:val="start"/>
-            </w:pPr>
-            <w:r>
-              <w:rPr>
-                <w:rFonts w:ascii="Calibri" w:hAnsi="Calibri"/>
-                <w:sz w:val="20"/>
-              </w:rPr>
-              <w:t xml:space="default">0.021 (0.0027)</w:t>
-            </w:r>
-          </w:p>
-        </w:tc>
-        <w:tc>
-          <w:tcPr>
-            <w:tcBorders>
-              <w:top w:val="single" w:space="0" w:color="D3D3D3"/>
-              <w:bottom w:val="single" w:space="0" w:color="D3D3D3"/>
-              <w:start w:val="single" w:space="0" w:color="D3D3D3"/>
-              <w:end w:val="single" w:space="0" w:color="D3D3D3"/>
-            </w:tcBorders>
-          </w:tcPr>
-          <w:p>
-            <w:pPr>
-              <w:spacing w:before="0" w:after="60"/>
-              <w:keepNext/>
-              <w:jc w:val="start"/>
-            </w:pPr>
-            <w:r>
-              <w:rPr>
-                <w:rFonts w:ascii="Calibri" w:hAnsi="Calibri"/>
-                <w:sz w:val="20"/>
-              </w:rPr>
-              <w:t xml:space="default">&lt; 0.001</w:t>
-            </w:r>
-          </w:p>
-        </w:tc>
-        <w:tc>
-          <w:tcPr>
-            <w:tcBorders>
-              <w:top w:val="single" w:space="0" w:color="D3D3D3"/>
-              <w:bottom w:val="single" w:space="0" w:color="D3D3D3"/>
-              <w:start w:val="single" w:space="0" w:color="D3D3D3"/>
-              <w:end w:val="single" w:space="0" w:color="D3D3D3"/>
-            </w:tcBorders>
-          </w:tcPr>
-          <w:p>
-            <w:pPr>
-              <w:spacing w:before="0" w:after="60"/>
-              <w:keepNext/>
-              <w:jc w:val="end"/>
-            </w:pPr>
-            <w:r>
-              <w:rPr>
-                <w:rFonts w:ascii="Calibri" w:hAnsi="Calibri"/>
-                <w:sz w:val="20"/>
-              </w:rPr>
-              <w:t xml:space="default">0.30</w:t>
-            </w:r>
-          </w:p>
-        </w:tc>
-      </w:tr>
-      <w:tr>
-        <w:trPr>
-          <w:cantSplit/>
-        </w:trPr>
-        <w:tc>
-          <w:tcPr>
-            <w:tcBorders>
-              <w:top w:val="single" w:space="0" w:color="D3D3D3"/>
-              <w:bottom w:val="single" w:space="0" w:color="D3D3D3"/>
-              <w:start w:val="single" w:space="0" w:color="D3D3D3"/>
-              <w:end w:val="single" w:space="0" w:color="D3D3D3"/>
-            </w:tcBorders>
-          </w:tcPr>
-          <w:p>
-            <w:pPr>
-              <w:spacing w:before="0" w:after="60"/>
-              <w:keepNext/>
-              <w:jc w:val="start"/>
-            </w:pPr>
-            <w:r>
-              <w:rPr>
-                <w:rFonts w:ascii="Calibri" w:hAnsi="Calibri"/>
-                <w:sz w:val="20"/>
-              </w:rPr>
-              <w:t xml:space="default">Throat luminance</w:t>
-            </w:r>
-          </w:p>
-        </w:tc>
-        <w:tc>
-          <w:tcPr>
-            <w:tcBorders>
-              <w:top w:val="single" w:space="0" w:color="D3D3D3"/>
-              <w:bottom w:val="single" w:space="0" w:color="D3D3D3"/>
-              <w:start w:val="single" w:space="0" w:color="D3D3D3"/>
-              <w:end w:val="single" w:space="0" w:color="D3D3D3"/>
-            </w:tcBorders>
-          </w:tcPr>
-          <w:p>
-            <w:pPr>
-              <w:spacing w:before="0" w:after="60"/>
-              <w:keepNext/>
-              <w:jc w:val="end"/>
-            </w:pPr>
-            <w:r>
-              <w:rPr>
-                <w:rFonts w:ascii="Calibri" w:hAnsi="Calibri"/>
-                <w:sz w:val="20"/>
-              </w:rPr>
-              <w:t xml:space="default">181 (70)</w:t>
-            </w:r>
-          </w:p>
-        </w:tc>
-        <w:tc>
-          <w:tcPr>
-            <w:tcBorders>
-              <w:top w:val="single" w:space="0" w:color="D3D3D3"/>
-              <w:bottom w:val="single" w:space="0" w:color="D3D3D3"/>
-              <w:start w:val="single" w:space="0" w:color="D3D3D3"/>
-              <w:end w:val="single" w:space="0" w:color="D3D3D3"/>
-            </w:tcBorders>
-          </w:tcPr>
-          <w:p>
-            <w:pPr>
-              <w:spacing w:before="0" w:after="60"/>
-              <w:keepNext/>
-              <w:jc w:val="start"/>
-            </w:pPr>
-            <w:r>
-              <w:rPr>
-                <w:rFonts w:ascii="Calibri" w:hAnsi="Calibri"/>
-                <w:sz w:val="20"/>
-              </w:rPr>
-              <w:t xml:space="default">-0.0050 (0.0060)</w:t>
-            </w:r>
-          </w:p>
-        </w:tc>
-        <w:tc>
-          <w:tcPr>
-            <w:tcBorders>
-              <w:top w:val="single" w:space="0" w:color="D3D3D3"/>
-              <w:bottom w:val="single" w:space="0" w:color="D3D3D3"/>
-              <w:start w:val="single" w:space="0" w:color="D3D3D3"/>
-              <w:end w:val="single" w:space="0" w:color="D3D3D3"/>
-            </w:tcBorders>
-          </w:tcPr>
-          <w:p>
-            <w:pPr>
-              <w:spacing w:before="0" w:after="60"/>
-              <w:keepNext/>
-              <w:jc w:val="start"/>
-            </w:pPr>
-            <w:r>
-              <w:rPr>
-                <w:rFonts w:ascii="Calibri" w:hAnsi="Calibri"/>
-                <w:sz w:val="20"/>
-              </w:rPr>
-              <w:t xml:space="default">0.40</w:t>
-            </w:r>
-          </w:p>
-        </w:tc>
-        <w:tc>
-          <w:tcPr>
-            <w:tcBorders>
-              <w:top w:val="single" w:space="0" w:color="D3D3D3"/>
-              <w:bottom w:val="single" w:space="0" w:color="D3D3D3"/>
-              <w:start w:val="single" w:space="0" w:color="D3D3D3"/>
-              <w:end w:val="single" w:space="0" w:color="D3D3D3"/>
-            </w:tcBorders>
-          </w:tcPr>
-          <w:p>
-            <w:pPr>
-              <w:spacing w:before="0" w:after="60"/>
-              <w:keepNext/>
-              <w:jc w:val="start"/>
-            </w:pPr>
-            <w:r>
-              <w:rPr>
-                <w:rFonts w:ascii="Calibri" w:hAnsi="Calibri"/>
-                <w:sz w:val="20"/>
-              </w:rPr>
-              <w:t xml:space="default">0.0018 (8.5e-04)</w:t>
-            </w:r>
-          </w:p>
-        </w:tc>
-        <w:tc>
-          <w:tcPr>
-            <w:tcBorders>
-              <w:top w:val="single" w:space="0" w:color="D3D3D3"/>
-              <w:bottom w:val="single" w:space="0" w:color="D3D3D3"/>
-              <w:start w:val="single" w:space="0" w:color="D3D3D3"/>
-              <w:end w:val="single" w:space="0" w:color="D3D3D3"/>
-            </w:tcBorders>
-          </w:tcPr>
-          <w:p>
-            <w:pPr>
-              <w:spacing w:before="0" w:after="60"/>
-              <w:keepNext/>
-              <w:jc w:val="start"/>
-            </w:pPr>
-            <w:r>
-              <w:rPr>
-                <w:rFonts w:ascii="Calibri" w:hAnsi="Calibri"/>
-                <w:sz w:val="20"/>
-              </w:rPr>
-              <w:t xml:space="default">0.033</w:t>
-            </w:r>
-          </w:p>
-        </w:tc>
-        <w:tc>
-          <w:tcPr>
-            <w:tcBorders>
-              <w:top w:val="single" w:space="0" w:color="D3D3D3"/>
-              <w:bottom w:val="single" w:space="0" w:color="D3D3D3"/>
-              <w:start w:val="single" w:space="0" w:color="D3D3D3"/>
-              <w:end w:val="single" w:space="0" w:color="D3D3D3"/>
-            </w:tcBorders>
-          </w:tcPr>
-          <w:p>
-            <w:pPr>
-              <w:spacing w:before="0" w:after="60"/>
-              <w:keepNext/>
-              <w:jc w:val="end"/>
-            </w:pPr>
-            <w:r>
-              <w:rPr>
-                <w:rFonts w:ascii="Calibri" w:hAnsi="Calibri"/>
-                <w:sz w:val="20"/>
-              </w:rPr>
-              <w:t xml:space="default">0.065</w:t>
-            </w:r>
-          </w:p>
-        </w:tc>
-      </w:tr>
-      <w:tr>
-        <w:trPr>
-          <w:cantSplit/>
-        </w:trPr>
-        <w:tc>
-          <w:tcPr>
-            <w:tcBorders>
-              <w:top w:val="single" w:space="0" w:color="D3D3D3"/>
-              <w:bottom w:val="single" w:space="0" w:color="D3D3D3"/>
-              <w:start w:val="single" w:space="0" w:color="D3D3D3"/>
-              <w:end w:val="single" w:space="0" w:color="D3D3D3"/>
-            </w:tcBorders>
-          </w:tcPr>
-          <w:p>
-            <w:pPr>
-              <w:spacing w:before="0" w:after="60"/>
-              <w:keepNext/>
-              <w:jc w:val="start"/>
-            </w:pPr>
-            <w:r>
-              <w:rPr>
-                <w:rFonts w:ascii="Calibri" w:hAnsi="Calibri"/>
-                <w:sz w:val="20"/>
-              </w:rPr>
-              <w:t xml:space="default">Wing spot area (mm²)</w:t>
-            </w:r>
-          </w:p>
-        </w:tc>
-        <w:tc>
-          <w:tcPr>
-            <w:tcBorders>
-              <w:top w:val="single" w:space="0" w:color="D3D3D3"/>
-              <w:bottom w:val="single" w:space="0" w:color="D3D3D3"/>
-              <w:start w:val="single" w:space="0" w:color="D3D3D3"/>
-              <w:end w:val="single" w:space="0" w:color="D3D3D3"/>
-            </w:tcBorders>
-          </w:tcPr>
-          <w:p>
-            <w:pPr>
-              <w:spacing w:before="0" w:after="60"/>
-              <w:keepNext/>
-              <w:jc w:val="end"/>
-            </w:pPr>
-            <w:r>
-              <w:rPr>
-                <w:rFonts w:ascii="Calibri" w:hAnsi="Calibri"/>
-                <w:sz w:val="20"/>
-              </w:rPr>
-              <w:t xml:space="default">182 (70)</w:t>
-            </w:r>
-          </w:p>
-        </w:tc>
-        <w:tc>
-          <w:tcPr>
-            <w:tcBorders>
-              <w:top w:val="single" w:space="0" w:color="D3D3D3"/>
-              <w:bottom w:val="single" w:space="0" w:color="D3D3D3"/>
-              <w:start w:val="single" w:space="0" w:color="D3D3D3"/>
-              <w:end w:val="single" w:space="0" w:color="D3D3D3"/>
-            </w:tcBorders>
-          </w:tcPr>
-          <w:p>
-            <w:pPr>
-              <w:spacing w:before="0" w:after="60"/>
-              <w:keepNext/>
-              <w:jc w:val="start"/>
-            </w:pPr>
-            <w:r>
-              <w:rPr>
-                <w:rFonts w:ascii="Calibri" w:hAnsi="Calibri"/>
-                <w:sz w:val="20"/>
-              </w:rPr>
-              <w:t xml:space="default">62 (16)</w:t>
-            </w:r>
-          </w:p>
-        </w:tc>
-        <w:tc>
-          <w:tcPr>
-            <w:tcBorders>
-              <w:top w:val="single" w:space="0" w:color="D3D3D3"/>
-              <w:bottom w:val="single" w:space="0" w:color="D3D3D3"/>
-              <w:start w:val="single" w:space="0" w:color="D3D3D3"/>
-              <w:end w:val="single" w:space="0" w:color="D3D3D3"/>
-            </w:tcBorders>
-          </w:tcPr>
-          <w:p>
-            <w:pPr>
-              <w:spacing w:before="0" w:after="60"/>
-              <w:keepNext/>
-              <w:jc w:val="start"/>
-            </w:pPr>
-            <w:r>
-              <w:rPr>
-                <w:rFonts w:ascii="Calibri" w:hAnsi="Calibri"/>
-                <w:sz w:val="20"/>
-              </w:rPr>
-              <w:t xml:space="default">&lt; 0.001</w:t>
-            </w:r>
-          </w:p>
-        </w:tc>
-        <w:tc>
-          <w:tcPr>
-            <w:tcBorders>
-              <w:top w:val="single" w:space="0" w:color="D3D3D3"/>
-              <w:bottom w:val="single" w:space="0" w:color="D3D3D3"/>
-              <w:start w:val="single" w:space="0" w:color="D3D3D3"/>
-              <w:end w:val="single" w:space="0" w:color="D3D3D3"/>
-            </w:tcBorders>
-          </w:tcPr>
-          <w:p>
-            <w:pPr>
-              <w:spacing w:before="0" w:after="60"/>
-              <w:keepNext/>
-              <w:jc w:val="start"/>
-            </w:pPr>
-            <w:r>
-              <w:rPr>
-                <w:rFonts w:ascii="Calibri" w:hAnsi="Calibri"/>
-                <w:sz w:val="20"/>
-              </w:rPr>
-              <w:t xml:space="default">-10 (2.3)</w:t>
-            </w:r>
-          </w:p>
-        </w:tc>
-        <w:tc>
-          <w:tcPr>
-            <w:tcBorders>
-              <w:top w:val="single" w:space="0" w:color="D3D3D3"/>
-              <w:bottom w:val="single" w:space="0" w:color="D3D3D3"/>
-              <w:start w:val="single" w:space="0" w:color="D3D3D3"/>
-              <w:end w:val="single" w:space="0" w:color="D3D3D3"/>
-            </w:tcBorders>
-          </w:tcPr>
-          <w:p>
-            <w:pPr>
-              <w:spacing w:before="0" w:after="60"/>
-              <w:keepNext/>
-              <w:jc w:val="start"/>
-            </w:pPr>
-            <w:r>
-              <w:rPr>
-                <w:rFonts w:ascii="Calibri" w:hAnsi="Calibri"/>
-                <w:sz w:val="20"/>
-              </w:rPr>
-              <w:t xml:space="default">&lt; 0.001</w:t>
-            </w:r>
-          </w:p>
-        </w:tc>
-        <w:tc>
-          <w:tcPr>
-            <w:tcBorders>
-              <w:top w:val="single" w:space="0" w:color="D3D3D3"/>
-              <w:bottom w:val="single" w:space="0" w:color="D3D3D3"/>
-              <w:start w:val="single" w:space="0" w:color="D3D3D3"/>
-              <w:end w:val="single" w:space="0" w:color="D3D3D3"/>
-            </w:tcBorders>
-          </w:tcPr>
-          <w:p>
-            <w:pPr>
-              <w:spacing w:before="0" w:after="60"/>
-              <w:keepNext/>
-              <w:jc w:val="end"/>
-            </w:pPr>
-            <w:r>
-              <w:rPr>
-                <w:rFonts w:ascii="Calibri" w:hAnsi="Calibri"/>
-                <w:sz w:val="20"/>
-              </w:rPr>
-              <w:t xml:space="default">0.36</w:t>
             </w:r>
           </w:p>
         </w:tc>
